--- a/原题/第五周原题/日期、字符与特殊值处理.docx
+++ b/原题/第五周原题/日期、字符与特殊值处理.docx
@@ -140,7 +140,7 @@
           <w:sz w:val="28"/>
           <w:szCs w:val="28"/>
         </w:rPr>
-        <w:t>建议：完成实验一、二、三、七、信息，多余时间再完成实验四、五、六</w:t>
+        <w:t>建议：完成实验一、二、三、七，多余时间再完成实验四、五、六</w:t>
       </w:r>
       <w:r>
         <w:rPr>
@@ -347,25 +347,25 @@
         <w:rPr>
           <w:rFonts w:asciiTheme="minorEastAsia" w:eastAsiaTheme="minorEastAsia" w:hAnsiTheme="minorEastAsia" w:cs="Times New Roman"/>
         </w:rPr>
-        <w:t>用</w:t>
-      </w:r>
-      <w:r>
-        <w:rPr>
-          <w:rFonts w:asciiTheme="minorEastAsia" w:eastAsiaTheme="minorEastAsia" w:hAnsiTheme="minorEastAsia" w:cs="Times New Roman"/>
-        </w:rPr>
-        <w:t>date()</w:t>
-      </w:r>
-      <w:r>
-        <w:rPr>
-          <w:rFonts w:asciiTheme="minorEastAsia" w:eastAsiaTheme="minorEastAsia" w:hAnsiTheme="minorEastAsia" w:cs="Times New Roman"/>
-        </w:rPr>
-        <w:t>函</w:t>
-      </w:r>
-      <w:r>
-        <w:rPr>
-          <w:rFonts w:asciiTheme="minorEastAsia" w:eastAsiaTheme="minorEastAsia" w:hAnsiTheme="minorEastAsia" w:cs="Times New Roman"/>
-        </w:rPr>
-        <w:t>获取当前系统的日期赋值给</w:t>
+        <w:t>用date()函数获取</w:t>
+      </w:r>
+      <w:r>
+        <w:rPr>
+          <w:rFonts w:asciiTheme="minorEastAsia" w:eastAsiaTheme="minorEastAsia" w:hAnsiTheme="minorEastAsia" w:cs="Times New Roman"/>
+        </w:rPr>
+        <w:t/>
+      </w:r>
+      <w:r>
+        <w:rPr>
+          <w:rFonts w:asciiTheme="minorEastAsia" w:eastAsiaTheme="minorEastAsia" w:hAnsiTheme="minorEastAsia" w:cs="Times New Roman"/>
+        </w:rPr>
+        <w:t/>
+      </w:r>
+      <w:r>
+        <w:rPr>
+          <w:rFonts w:asciiTheme="minorEastAsia" w:eastAsiaTheme="minorEastAsia" w:hAnsiTheme="minorEastAsia" w:cs="Times New Roman"/>
+        </w:rPr>
+        <w:t>当前系统的日期赋值给</w:t>
       </w:r>
       <w:proofErr w:type="spellStart"/>
       <w:r>
@@ -791,7 +791,7 @@
         <w:rPr>
           <w:rFonts w:asciiTheme="minorEastAsia" w:eastAsiaTheme="minorEastAsia" w:hAnsiTheme="minorEastAsia" w:cs="Times New Roman"/>
         </w:rPr>
-        <w:t>新脚本文件test0502.R</w:t>
+        <w:t>新建脚本文件test0502.R</w:t>
       </w:r>
       <w:r>
         <w:rPr>
@@ -1597,7 +1597,7 @@
         <w:rPr>
           <w:rFonts w:asciiTheme="minorEastAsia" w:eastAsiaTheme="minorEastAsia" w:hAnsiTheme="minorEastAsia" w:cs="Times New Roman"/>
         </w:rPr>
-        <w:t xml:space="preserve"> 请注释语句回答</w:t>
+        <w:t xml:space="preserve"> 请用注释语句回答</w:t>
       </w:r>
       <w:proofErr w:type="spellStart"/>
       <w:r>
